--- a/fra/docx/11.content.docx
+++ b/fra/docx/11.content.docx
@@ -19,7 +19,7 @@
         <w:rPr>
           <w:lang w:val="fr_FR" w:bidi="fr_FR"/>
         </w:rPr>
-        <w:t>Resource: Notes d'étude - Introductions aux livres (Tyndale)</w:t>
+        <w:t>Resource: Tyndale Open Study Notes</w:t>
       </w:r>
       <w:r>
         <w:rPr>
@@ -112,7 +112,7 @@
         <w:rPr>
           <w:lang w:val="fr_FR" w:bidi="fr_FR"/>
         </w:rPr>
-        <w:t>Notes d'étude - Introductions aux livres (Tyndale)</w:t>
+        <w:t>Tyndale Open Study Notes</w:t>
       </w:r>
     </w:p>
     <w:p>

--- a/fra/docx/11.content.docx
+++ b/fra/docx/11.content.docx
@@ -19,7 +19,7 @@
         <w:rPr>
           <w:lang w:val="fr_FR" w:bidi="fr_FR"/>
         </w:rPr>
-        <w:t>Resource: Tyndale Open Study Notes</w:t>
+        <w:t>Resource: Aquifer Open Study Notes (Book Intros)</w:t>
       </w:r>
       <w:r>
         <w:rPr>
@@ -112,7 +112,7 @@
         <w:rPr>
           <w:lang w:val="fr_FR" w:bidi="fr_FR"/>
         </w:rPr>
-        <w:t>Tyndale Open Study Notes</w:t>
+        <w:t>Aquifer Open Study Notes (Book Intros)</w:t>
       </w:r>
     </w:p>
     <w:p>

--- a/fra/docx/11.content.docx
+++ b/fra/docx/11.content.docx
@@ -245,18 +245,12 @@
         </w:rPr>
         <w:t xml:space="preserve"> » (</w:t>
       </w:r>
-      <w:hyperlink r:id="rId13">
-        <w:r>
-          <w:rPr>
-            <w:lang w:val="fr_FR" w:bidi="fr_FR"/>
-          </w:rPr>
-          <w:rPr>
-            <w:color w:val="0000EE"/>
-            <w:u w:val="single"/>
-          </w:rPr>
-          <w:t>1R 10.23</w:t>
-        </w:r>
-      </w:hyperlink>
+      <w:r>
+        <w:rPr>
+          <w:lang w:val="fr_FR" w:bidi="fr_FR"/>
+        </w:rPr>
+        <w:t>1R 10.23</w:t>
+      </w:r>
       <w:r>
         <w:rPr>
           <w:lang w:val="fr_FR" w:bidi="fr_FR"/>
@@ -287,18 +281,12 @@
         </w:rPr>
         <w:t>» (</w:t>
       </w:r>
-      <w:hyperlink r:id="rId14">
-        <w:r>
-          <w:rPr>
-            <w:lang w:val="fr_FR" w:bidi="fr_FR"/>
-          </w:rPr>
-          <w:rPr>
-            <w:color w:val="0000EE"/>
-            <w:u w:val="single"/>
-          </w:rPr>
-          <w:t>10.6–7</w:t>
-        </w:r>
-      </w:hyperlink>
+      <w:r>
+        <w:rPr>
+          <w:lang w:val="fr_FR" w:bidi="fr_FR"/>
+        </w:rPr>
+        <w:t>10.6–7</w:t>
+      </w:r>
       <w:r>
         <w:rPr>
           <w:lang w:val="fr_FR" w:bidi="fr_FR"/>
@@ -342,18 +330,12 @@
         </w:rPr>
         <w:t xml:space="preserve"> » (</w:t>
       </w:r>
-      <w:hyperlink r:id="rId15">
-        <w:r>
-          <w:rPr>
-            <w:lang w:val="fr_FR" w:bidi="fr_FR"/>
-          </w:rPr>
-          <w:rPr>
-            <w:color w:val="0000EE"/>
-            <w:u w:val="single"/>
-          </w:rPr>
-          <w:t>4.21</w:t>
-        </w:r>
-      </w:hyperlink>
+      <w:r>
+        <w:rPr>
+          <w:lang w:val="fr_FR" w:bidi="fr_FR"/>
+        </w:rPr>
+        <w:t>4.21</w:t>
+      </w:r>
       <w:r>
         <w:rPr>
           <w:lang w:val="fr_FR" w:bidi="fr_FR"/>
@@ -412,18 +394,12 @@
         </w:rPr>
         <w:t xml:space="preserve"> » (</w:t>
       </w:r>
-      <w:hyperlink r:id="rId16">
-        <w:r>
-          <w:rPr>
-            <w:lang w:val="fr_FR" w:bidi="fr_FR"/>
-          </w:rPr>
-          <w:rPr>
-            <w:color w:val="0000EE"/>
-            <w:u w:val="single"/>
-          </w:rPr>
-          <w:t>1R 11.4</w:t>
-        </w:r>
-      </w:hyperlink>
+      <w:r>
+        <w:rPr>
+          <w:lang w:val="fr_FR" w:bidi="fr_FR"/>
+        </w:rPr>
+        <w:t>1R 11.4</w:t>
+      </w:r>
       <w:r>
         <w:rPr>
           <w:lang w:val="fr_FR" w:bidi="fr_FR"/>
@@ -444,36 +420,24 @@
         </w:rPr>
         <w:t xml:space="preserve">À la mort de Salomon en 931 av. J.-C., des tensions entre les tribus du nord et du sud ont éclaté. Le royaume a été divisé entre Israël (les dix tribus du nord) et Juda (les deux tribus du sud). Ces deux royaumes se sont affrontés à plusieurs reprises sous les premières dynasties du nord et durant les règnes des trois premiers rois de Juda (931–874 av. J.-C.). L'hostilité a diminué sous Achab d'Israël et Josaphat de Juda, unis contre les Araméens (chap. </w:t>
       </w:r>
-      <w:hyperlink r:id="rId17">
-        <w:r>
-          <w:rPr>
-            <w:lang w:val="fr_FR" w:bidi="fr_FR"/>
-          </w:rPr>
-          <w:rPr>
-            <w:color w:val="0000EE"/>
-            <w:u w:val="single"/>
-          </w:rPr>
-          <w:t>20</w:t>
-        </w:r>
-      </w:hyperlink>
+      <w:r>
+        <w:rPr>
+          <w:lang w:val="fr_FR" w:bidi="fr_FR"/>
+        </w:rPr>
+        <w:t>20</w:t>
+      </w:r>
       <w:r>
         <w:rPr>
           <w:lang w:val="fr_FR" w:bidi="fr_FR"/>
         </w:rPr>
         <w:t xml:space="preserve">, </w:t>
       </w:r>
-      <w:hyperlink r:id="rId18">
-        <w:r>
-          <w:rPr>
-            <w:lang w:val="fr_FR" w:bidi="fr_FR"/>
-          </w:rPr>
-          <w:rPr>
-            <w:color w:val="0000EE"/>
-            <w:u w:val="single"/>
-          </w:rPr>
-          <w:t>22</w:t>
-        </w:r>
-      </w:hyperlink>
+      <w:r>
+        <w:rPr>
+          <w:lang w:val="fr_FR" w:bidi="fr_FR"/>
+        </w:rPr>
+        <w:t>22</w:t>
+      </w:r>
       <w:r>
         <w:rPr>
           <w:lang w:val="fr_FR" w:bidi="fr_FR"/>
@@ -533,54 +497,36 @@
         </w:rPr>
         <w:t xml:space="preserve"> au temple de Salomon, et Jéroboam I, le premier roi du royaume du nord d'Israël (931–910 av. J.‑C.) a instauré des pratiques religieuses déviantes qui ont égaré le royaume du Nord (voir </w:t>
       </w:r>
-      <w:hyperlink r:id="rId19">
-        <w:r>
-          <w:rPr>
-            <w:lang w:val="fr_FR" w:bidi="fr_FR"/>
-          </w:rPr>
-          <w:rPr>
-            <w:color w:val="0000EE"/>
-            <w:u w:val="single"/>
-          </w:rPr>
-          <w:t>2R 17.21–23</w:t>
-        </w:r>
-      </w:hyperlink>
+      <w:r>
+        <w:rPr>
+          <w:lang w:val="fr_FR" w:bidi="fr_FR"/>
+        </w:rPr>
+        <w:t>2R 17.21–23</w:t>
+      </w:r>
       <w:r>
         <w:rPr>
           <w:lang w:val="fr_FR" w:bidi="fr_FR"/>
         </w:rPr>
         <w:t>). Les deux premiers rois de Juda, Roboam et Abija, ont failli spirituellement, tandis que les deux rois suivants, Asa et Josaphat, ont démontré une fidélité spirituelle plus grande, bien qu'imparfaite (</w:t>
       </w:r>
-      <w:hyperlink r:id="rId20">
-        <w:r>
-          <w:rPr>
-            <w:lang w:val="fr_FR" w:bidi="fr_FR"/>
-          </w:rPr>
-          <w:rPr>
-            <w:color w:val="0000EE"/>
-            <w:u w:val="single"/>
-          </w:rPr>
-          <w:t>1R 15.11</w:t>
-        </w:r>
-      </w:hyperlink>
+      <w:r>
+        <w:rPr>
+          <w:lang w:val="fr_FR" w:bidi="fr_FR"/>
+        </w:rPr>
+        <w:t>1R 15.11</w:t>
+      </w:r>
       <w:r>
         <w:rPr>
           <w:lang w:val="fr_FR" w:bidi="fr_FR"/>
         </w:rPr>
         <w:t xml:space="preserve"> ; </w:t>
       </w:r>
-      <w:hyperlink r:id="rId21">
-        <w:r>
-          <w:rPr>
-            <w:lang w:val="fr_FR" w:bidi="fr_FR"/>
-          </w:rPr>
-          <w:rPr>
-            <w:color w:val="0000EE"/>
-            <w:u w:val="single"/>
-          </w:rPr>
-          <w:t>22.43</w:t>
-        </w:r>
-      </w:hyperlink>
+      <w:r>
+        <w:rPr>
+          <w:lang w:val="fr_FR" w:bidi="fr_FR"/>
+        </w:rPr>
+        <w:t>22.43</w:t>
+      </w:r>
       <w:r>
         <w:rPr>
           <w:lang w:val="fr_FR" w:bidi="fr_FR"/>
@@ -626,72 +572,48 @@
         </w:rPr>
         <w:t>Les onze premiers chapitres portent sur Salomon, sa gloire et son déclin spirituel. Son histoire commence dans la controverse : bien que désigné par David pour être son successeur, son frère ainé Adonija a tenté de prendre le contrôle du trône (</w:t>
       </w:r>
-      <w:hyperlink r:id="rId22">
-        <w:r>
-          <w:rPr>
-            <w:lang w:val="fr_FR" w:bidi="fr_FR"/>
-          </w:rPr>
-          <w:rPr>
-            <w:color w:val="0000EE"/>
-            <w:u w:val="single"/>
-          </w:rPr>
-          <w:t>1.1–2.46</w:t>
-        </w:r>
-      </w:hyperlink>
+      <w:r>
+        <w:rPr>
+          <w:lang w:val="fr_FR" w:bidi="fr_FR"/>
+        </w:rPr>
+        <w:t>1.1–2.46</w:t>
+      </w:r>
       <w:r>
         <w:rPr>
           <w:lang w:val="fr_FR" w:bidi="fr_FR"/>
         </w:rPr>
         <w:t>). Salomon a écarté son rival, puis a utilisé sa sagesse donnée par Dieu pour réorganiser le gouvernement et le rendre plus efficace. Il a facilité l'expansion commerciale du royaume, tant sur la terre que sur les eaux, et a entrepris d'importants projets de construction, comprenant notamment le temple et le complexe du palais. Mais vers la fin de son règne, son infidélité (</w:t>
       </w:r>
-      <w:hyperlink r:id="rId23">
-        <w:r>
-          <w:rPr>
-            <w:lang w:val="fr_FR" w:bidi="fr_FR"/>
-          </w:rPr>
-          <w:rPr>
-            <w:color w:val="0000EE"/>
-            <w:u w:val="single"/>
-          </w:rPr>
-          <w:t>11.1–13</w:t>
-        </w:r>
-      </w:hyperlink>
+      <w:r>
+        <w:rPr>
+          <w:lang w:val="fr_FR" w:bidi="fr_FR"/>
+        </w:rPr>
+        <w:t>11.1–13</w:t>
+      </w:r>
       <w:r>
         <w:rPr>
           <w:lang w:val="fr_FR" w:bidi="fr_FR"/>
         </w:rPr>
         <w:t xml:space="preserve">) et ses mesures administratives oppressives (par ex., </w:t>
       </w:r>
-      <w:hyperlink r:id="rId24">
-        <w:r>
-          <w:rPr>
-            <w:lang w:val="fr_FR" w:bidi="fr_FR"/>
-          </w:rPr>
-          <w:rPr>
-            <w:color w:val="0000EE"/>
-            <w:u w:val="single"/>
-          </w:rPr>
-          <w:t>5.13–18</w:t>
-        </w:r>
-      </w:hyperlink>
+      <w:r>
+        <w:rPr>
+          <w:lang w:val="fr_FR" w:bidi="fr_FR"/>
+        </w:rPr>
+        <w:t>5.13–18</w:t>
+      </w:r>
       <w:r>
         <w:rPr>
           <w:lang w:val="fr_FR" w:bidi="fr_FR"/>
         </w:rPr>
         <w:t>) ont suscité des oppositions politiques internes et externes (</w:t>
       </w:r>
-      <w:hyperlink r:id="rId25">
-        <w:r>
-          <w:rPr>
-            <w:lang w:val="fr_FR" w:bidi="fr_FR"/>
-          </w:rPr>
-          <w:rPr>
-            <w:color w:val="0000EE"/>
-            <w:u w:val="single"/>
-          </w:rPr>
-          <w:t>11.14–40</w:t>
-        </w:r>
-      </w:hyperlink>
+      <w:r>
+        <w:rPr>
+          <w:lang w:val="fr_FR" w:bidi="fr_FR"/>
+        </w:rPr>
+        <w:t>11.14–40</w:t>
+      </w:r>
       <w:r>
         <w:rPr>
           <w:lang w:val="fr_FR" w:bidi="fr_FR"/>
@@ -712,108 +634,72 @@
         </w:rPr>
         <w:t>Dieu a parlé trois fois à Salomon, ce qui donne un aperçu de l'itinéraire spirituel du roi. D'abord, au début de son règne, Dieu a accordé à Salomon ce qu'il demandait : la sagesse pour gouverner le royaume (</w:t>
       </w:r>
-      <w:hyperlink r:id="rId26">
-        <w:r>
-          <w:rPr>
-            <w:lang w:val="fr_FR" w:bidi="fr_FR"/>
-          </w:rPr>
-          <w:rPr>
-            <w:color w:val="0000EE"/>
-            <w:u w:val="single"/>
-          </w:rPr>
-          <w:t>3.5–15</w:t>
-        </w:r>
-      </w:hyperlink>
+      <w:r>
+        <w:rPr>
+          <w:lang w:val="fr_FR" w:bidi="fr_FR"/>
+        </w:rPr>
+        <w:t>3.5–15</w:t>
+      </w:r>
       <w:r>
         <w:rPr>
           <w:lang w:val="fr_FR" w:bidi="fr_FR"/>
         </w:rPr>
         <w:t>), ce qui a entraîné une grande prospérité et des honneurs (</w:t>
       </w:r>
-      <w:hyperlink r:id="rId27">
-        <w:r>
-          <w:rPr>
-            <w:lang w:val="fr_FR" w:bidi="fr_FR"/>
-          </w:rPr>
-          <w:rPr>
-            <w:color w:val="0000EE"/>
-            <w:u w:val="single"/>
-          </w:rPr>
-          <w:t>3.16–8.66</w:t>
-        </w:r>
-      </w:hyperlink>
+      <w:r>
+        <w:rPr>
+          <w:lang w:val="fr_FR" w:bidi="fr_FR"/>
+        </w:rPr>
+        <w:t>3.16–8.66</w:t>
+      </w:r>
       <w:r>
         <w:rPr>
           <w:lang w:val="fr_FR" w:bidi="fr_FR"/>
         </w:rPr>
         <w:t>). Après avoir terminé la construction du temple et du palais, Salomon a reçu une deuxième visite de l'Éternel, qui lui a rappelé que la continuité de son succès dépendait de sa fidélité spirituelle (</w:t>
       </w:r>
-      <w:hyperlink r:id="rId28">
-        <w:r>
-          <w:rPr>
-            <w:lang w:val="fr_FR" w:bidi="fr_FR"/>
-          </w:rPr>
-          <w:rPr>
-            <w:color w:val="0000EE"/>
-            <w:u w:val="single"/>
-          </w:rPr>
-          <w:t>9.1–9</w:t>
-        </w:r>
-      </w:hyperlink>
+      <w:r>
+        <w:rPr>
+          <w:lang w:val="fr_FR" w:bidi="fr_FR"/>
+        </w:rPr>
+        <w:t>9.1–9</w:t>
+      </w:r>
       <w:r>
         <w:rPr>
           <w:lang w:val="fr_FR" w:bidi="fr_FR"/>
         </w:rPr>
         <w:t>). Cependant, la grande renommée de Salomon (</w:t>
       </w:r>
-      <w:hyperlink r:id="rId29">
-        <w:r>
-          <w:rPr>
-            <w:lang w:val="fr_FR" w:bidi="fr_FR"/>
-          </w:rPr>
-          <w:rPr>
-            <w:color w:val="0000EE"/>
-            <w:u w:val="single"/>
-          </w:rPr>
-          <w:t>9.10–10.29</w:t>
-        </w:r>
-      </w:hyperlink>
+      <w:r>
+        <w:rPr>
+          <w:lang w:val="fr_FR" w:bidi="fr_FR"/>
+        </w:rPr>
+        <w:t>9.10–10.29</w:t>
+      </w:r>
       <w:r>
         <w:rPr>
           <w:lang w:val="fr_FR" w:bidi="fr_FR"/>
         </w:rPr>
         <w:t>) l’a conduit à conclure des alliances étrangères, établies par des mariages avec les filles de rois étrangers. Ce compromis spirituel a fini par l’amener à soutenir le culte de divinités païennes (</w:t>
       </w:r>
-      <w:hyperlink r:id="rId30">
-        <w:r>
-          <w:rPr>
-            <w:lang w:val="fr_FR" w:bidi="fr_FR"/>
-          </w:rPr>
-          <w:rPr>
-            <w:color w:val="0000EE"/>
-            <w:u w:val="single"/>
-          </w:rPr>
-          <w:t>11.1–8</w:t>
-        </w:r>
-      </w:hyperlink>
+      <w:r>
+        <w:rPr>
+          <w:lang w:val="fr_FR" w:bidi="fr_FR"/>
+        </w:rPr>
+        <w:t>11.1–8</w:t>
+      </w:r>
       <w:r>
         <w:rPr>
           <w:lang w:val="fr_FR" w:bidi="fr_FR"/>
         </w:rPr>
         <w:t>). L'Éternel lui a alors rendu visite une troisième et dernière fois ; cette fois, il l’a réprimandé pour son infidélité à l’alliance. Cette désobéissance allait entraîner la division du royaume après sa mort (</w:t>
       </w:r>
-      <w:hyperlink r:id="rId31">
-        <w:r>
-          <w:rPr>
-            <w:lang w:val="fr_FR" w:bidi="fr_FR"/>
-          </w:rPr>
-          <w:rPr>
-            <w:color w:val="0000EE"/>
-            <w:u w:val="single"/>
-          </w:rPr>
-          <w:t>11.9–13</w:t>
-        </w:r>
-      </w:hyperlink>
+      <w:r>
+        <w:rPr>
+          <w:lang w:val="fr_FR" w:bidi="fr_FR"/>
+        </w:rPr>
+        <w:t>11.9–13</w:t>
+      </w:r>
       <w:r>
         <w:rPr>
           <w:lang w:val="fr_FR" w:bidi="fr_FR"/>
@@ -834,18 +720,12 @@
         </w:rPr>
         <w:t>La deuxième partie du livre (</w:t>
       </w:r>
-      <w:hyperlink r:id="rId32">
-        <w:r>
-          <w:rPr>
-            <w:lang w:val="fr_FR" w:bidi="fr_FR"/>
-          </w:rPr>
-          <w:rPr>
-            <w:color w:val="0000EE"/>
-            <w:u w:val="single"/>
-          </w:rPr>
-          <w:t>12.1–16.26</w:t>
-        </w:r>
-      </w:hyperlink>
+      <w:r>
+        <w:rPr>
+          <w:lang w:val="fr_FR" w:bidi="fr_FR"/>
+        </w:rPr>
+        <w:t>12.1–16.26</w:t>
+      </w:r>
       <w:r>
         <w:rPr>
           <w:lang w:val="fr_FR" w:bidi="fr_FR"/>
@@ -871,18 +751,12 @@
         </w:rPr>
         <w:t>comme roi. Roboam est resté roi de Juda, désormais séparé au sud (</w:t>
       </w:r>
-      <w:hyperlink r:id="rId33">
-        <w:r>
-          <w:rPr>
-            <w:lang w:val="fr_FR" w:bidi="fr_FR"/>
-          </w:rPr>
-          <w:rPr>
-            <w:color w:val="0000EE"/>
-            <w:u w:val="single"/>
-          </w:rPr>
-          <w:t>12.1–24</w:t>
-        </w:r>
-      </w:hyperlink>
+      <w:r>
+        <w:rPr>
+          <w:lang w:val="fr_FR" w:bidi="fr_FR"/>
+        </w:rPr>
+        <w:t>12.1–24</w:t>
+      </w:r>
       <w:r>
         <w:rPr>
           <w:lang w:val="fr_FR" w:bidi="fr_FR"/>
@@ -902,18 +776,12 @@
         </w:rPr>
         <w:t xml:space="preserve"> à Thibni) ont mené le royaume du nord à une dégradation spirituelle, tandis que les rois de Juda ont affaibli le royaume du sud. Le royaume du nord a aussi été marqué par une grande instabilité politique : assassinats de rois, luttes de pouvoir, et établissement de la tristement célèbre troisième dynastie, fondée par Omri, l’un des rois les plus puissants mais aussi les plus maléfiques d’Israël (</w:t>
       </w:r>
-      <w:hyperlink r:id="rId34">
-        <w:r>
-          <w:rPr>
-            <w:lang w:val="fr_FR" w:bidi="fr_FR"/>
-          </w:rPr>
-          <w:rPr>
-            <w:color w:val="0000EE"/>
-            <w:u w:val="single"/>
-          </w:rPr>
-          <w:t>16.25–26</w:t>
-        </w:r>
-      </w:hyperlink>
+      <w:r>
+        <w:rPr>
+          <w:lang w:val="fr_FR" w:bidi="fr_FR"/>
+        </w:rPr>
+        <w:t>16.25–26</w:t>
+      </w:r>
       <w:r>
         <w:rPr>
           <w:lang w:val="fr_FR" w:bidi="fr_FR"/>
@@ -934,54 +802,36 @@
         </w:rPr>
         <w:t>La dernière section de 1 Rois se concentre sur le règne du fils d’Omri, Achab (</w:t>
       </w:r>
-      <w:hyperlink r:id="rId35">
-        <w:r>
-          <w:rPr>
-            <w:lang w:val="fr_FR" w:bidi="fr_FR"/>
-          </w:rPr>
-          <w:rPr>
-            <w:color w:val="0000EE"/>
-            <w:u w:val="single"/>
-          </w:rPr>
-          <w:t>16.29–22.40</w:t>
-        </w:r>
-      </w:hyperlink>
+      <w:r>
+        <w:rPr>
+          <w:lang w:val="fr_FR" w:bidi="fr_FR"/>
+        </w:rPr>
+        <w:t>16.29–22.40</w:t>
+      </w:r>
       <w:r>
         <w:rPr>
           <w:lang w:val="fr_FR" w:bidi="fr_FR"/>
         </w:rPr>
         <w:t>). Israël avait commencé à adorer le dieu de la tempête cananéen Baal. L'Éternel a alors chargé Élie de confronter Achab afin de démontrer que lui seul est Dieu (</w:t>
       </w:r>
-      <w:hyperlink r:id="rId36">
-        <w:r>
-          <w:rPr>
-            <w:lang w:val="fr_FR" w:bidi="fr_FR"/>
-          </w:rPr>
-          <w:rPr>
-            <w:color w:val="0000EE"/>
-            <w:u w:val="single"/>
-          </w:rPr>
-          <w:t>17.1–18.46</w:t>
-        </w:r>
-      </w:hyperlink>
+      <w:r>
+        <w:rPr>
+          <w:lang w:val="fr_FR" w:bidi="fr_FR"/>
+        </w:rPr>
+        <w:t>17.1–18.46</w:t>
+      </w:r>
       <w:r>
         <w:rPr>
           <w:lang w:val="fr_FR" w:bidi="fr_FR"/>
         </w:rPr>
         <w:t>). Après cela, Élie a fui devant la colère de la reine Jézabel, mais l'Éternel l’a restauré et lui a donné Élisée comme successeur (</w:t>
       </w:r>
-      <w:hyperlink r:id="rId37">
-        <w:r>
-          <w:rPr>
-            <w:lang w:val="fr_FR" w:bidi="fr_FR"/>
-          </w:rPr>
-          <w:rPr>
-            <w:color w:val="0000EE"/>
-            <w:u w:val="single"/>
-          </w:rPr>
-          <w:t>19.1–21</w:t>
-        </w:r>
-      </w:hyperlink>
+      <w:r>
+        <w:rPr>
+          <w:lang w:val="fr_FR" w:bidi="fr_FR"/>
+        </w:rPr>
+        <w:t>19.1–21</w:t>
+      </w:r>
       <w:r>
         <w:rPr>
           <w:lang w:val="fr_FR" w:bidi="fr_FR"/>
@@ -1002,72 +852,48 @@
         </w:rPr>
         <w:t>Sur le plan politique, Achab a affronté à plusieurs reprises le roi araméen Ben-Hadad. Il a mené trois campagnes militaires contre lui (</w:t>
       </w:r>
-      <w:hyperlink r:id="rId38">
-        <w:r>
-          <w:rPr>
-            <w:lang w:val="fr_FR" w:bidi="fr_FR"/>
-          </w:rPr>
-          <w:rPr>
-            <w:color w:val="0000EE"/>
-            <w:u w:val="single"/>
-          </w:rPr>
-          <w:t>20.1–25</w:t>
-        </w:r>
-      </w:hyperlink>
+      <w:r>
+        <w:rPr>
+          <w:lang w:val="fr_FR" w:bidi="fr_FR"/>
+        </w:rPr>
+        <w:t>20.1–25</w:t>
+      </w:r>
       <w:r>
         <w:rPr>
           <w:lang w:val="fr_FR" w:bidi="fr_FR"/>
         </w:rPr>
         <w:t xml:space="preserve">, </w:t>
       </w:r>
-      <w:hyperlink r:id="rId39">
-        <w:r>
-          <w:rPr>
-            <w:lang w:val="fr_FR" w:bidi="fr_FR"/>
-          </w:rPr>
-          <w:rPr>
-            <w:color w:val="0000EE"/>
-            <w:u w:val="single"/>
-          </w:rPr>
-          <w:t>26–43</w:t>
-        </w:r>
-      </w:hyperlink>
+      <w:r>
+        <w:rPr>
+          <w:lang w:val="fr_FR" w:bidi="fr_FR"/>
+        </w:rPr>
+        <w:t>26–43</w:t>
+      </w:r>
       <w:r>
         <w:rPr>
           <w:lang w:val="fr_FR" w:bidi="fr_FR"/>
         </w:rPr>
         <w:t xml:space="preserve"> ; </w:t>
       </w:r>
-      <w:hyperlink r:id="rId40">
-        <w:r>
-          <w:rPr>
-            <w:lang w:val="fr_FR" w:bidi="fr_FR"/>
-          </w:rPr>
-          <w:rPr>
-            <w:color w:val="0000EE"/>
-            <w:u w:val="single"/>
-          </w:rPr>
-          <w:t>22.1–40</w:t>
-        </w:r>
-      </w:hyperlink>
+      <w:r>
+        <w:rPr>
+          <w:lang w:val="fr_FR" w:bidi="fr_FR"/>
+        </w:rPr>
+        <w:t>22.1–40</w:t>
+      </w:r>
       <w:r>
         <w:rPr>
           <w:lang w:val="fr_FR" w:bidi="fr_FR"/>
         </w:rPr>
         <w:t>), la dernière ayant entraîné sa propre mort. Entre la deuxième et la troisième campagne, Achab, soutenu par sa femme Jézabel, a assassiné un homme innocent, Naboth, pour s’emparer de sa vigne (</w:t>
       </w:r>
-      <w:hyperlink r:id="rId41">
-        <w:r>
-          <w:rPr>
-            <w:lang w:val="fr_FR" w:bidi="fr_FR"/>
-          </w:rPr>
-          <w:rPr>
-            <w:color w:val="0000EE"/>
-            <w:u w:val="single"/>
-          </w:rPr>
-          <w:t>21.1–29</w:t>
-        </w:r>
-      </w:hyperlink>
+      <w:r>
+        <w:rPr>
+          <w:lang w:val="fr_FR" w:bidi="fr_FR"/>
+        </w:rPr>
+        <w:t>21.1–29</w:t>
+      </w:r>
       <w:r>
         <w:rPr>
           <w:lang w:val="fr_FR" w:bidi="fr_FR"/>
@@ -1088,72 +914,48 @@
         </w:rPr>
         <w:t>Les prophètes de Dieu ont joué un rôle déterminant durant le règne d’Achab. Lors des deux premières campagnes contre les Araméens, un prophète anonyme a d’abord conseillé le roi (</w:t>
       </w:r>
-      <w:hyperlink r:id="rId42">
-        <w:r>
-          <w:rPr>
-            <w:lang w:val="fr_FR" w:bidi="fr_FR"/>
-          </w:rPr>
-          <w:rPr>
-            <w:color w:val="0000EE"/>
-            <w:u w:val="single"/>
-          </w:rPr>
-          <w:t>20.22</w:t>
-        </w:r>
-      </w:hyperlink>
+      <w:r>
+        <w:rPr>
+          <w:lang w:val="fr_FR" w:bidi="fr_FR"/>
+        </w:rPr>
+        <w:t>20.22</w:t>
+      </w:r>
       <w:r>
         <w:rPr>
           <w:lang w:val="fr_FR" w:bidi="fr_FR"/>
         </w:rPr>
         <w:t>) puis l'a réprimandé (</w:t>
       </w:r>
-      <w:hyperlink r:id="rId43">
-        <w:r>
-          <w:rPr>
-            <w:lang w:val="fr_FR" w:bidi="fr_FR"/>
-          </w:rPr>
-          <w:rPr>
-            <w:color w:val="0000EE"/>
-            <w:u w:val="single"/>
-          </w:rPr>
-          <w:t>20.35–43</w:t>
-        </w:r>
-      </w:hyperlink>
+      <w:r>
+        <w:rPr>
+          <w:lang w:val="fr_FR" w:bidi="fr_FR"/>
+        </w:rPr>
+        <w:t>20.35–43</w:t>
+      </w:r>
       <w:r>
         <w:rPr>
           <w:lang w:val="fr_FR" w:bidi="fr_FR"/>
         </w:rPr>
         <w:t>). Ensuite, Élie a dénoncé la confiscation de la vigne de Naboth (</w:t>
       </w:r>
-      <w:hyperlink r:id="rId41">
-        <w:r>
-          <w:rPr>
-            <w:lang w:val="fr_FR" w:bidi="fr_FR"/>
-          </w:rPr>
-          <w:rPr>
-            <w:color w:val="0000EE"/>
-            <w:u w:val="single"/>
-          </w:rPr>
-          <w:t>21.1–29</w:t>
-        </w:r>
-      </w:hyperlink>
+      <w:r>
+        <w:rPr>
+          <w:lang w:val="fr_FR" w:bidi="fr_FR"/>
+        </w:rPr>
+        <w:t>21.1–29</w:t>
+      </w:r>
       <w:r>
         <w:rPr>
           <w:lang w:val="fr_FR" w:bidi="fr_FR"/>
         </w:rPr>
         <w:t>). Avant, avant la troisième bataille d'Achab contre les Araméens, le prophète Michée a prévenu Achab de sa mort imminente (</w:t>
       </w:r>
-      <w:hyperlink r:id="rId44">
-        <w:r>
-          <w:rPr>
-            <w:lang w:val="fr_FR" w:bidi="fr_FR"/>
-          </w:rPr>
-          <w:rPr>
-            <w:color w:val="0000EE"/>
-            <w:u w:val="single"/>
-          </w:rPr>
-          <w:t>22.5–28</w:t>
-        </w:r>
-      </w:hyperlink>
+      <w:r>
+        <w:rPr>
+          <w:lang w:val="fr_FR" w:bidi="fr_FR"/>
+        </w:rPr>
+        <w:t>22.5–28</w:t>
+      </w:r>
       <w:r>
         <w:rPr>
           <w:lang w:val="fr_FR" w:bidi="fr_FR"/>
@@ -1174,36 +976,24 @@
         </w:rPr>
         <w:t>Le livre des Rois se conclut par une note sur le règne de Josaphat, roi de Juda (</w:t>
       </w:r>
-      <w:hyperlink r:id="rId45">
-        <w:r>
-          <w:rPr>
-            <w:lang w:val="fr_FR" w:bidi="fr_FR"/>
-          </w:rPr>
-          <w:rPr>
-            <w:color w:val="0000EE"/>
-            <w:u w:val="single"/>
-          </w:rPr>
-          <w:t>22.41–50</w:t>
-        </w:r>
-      </w:hyperlink>
+      <w:r>
+        <w:rPr>
+          <w:lang w:val="fr_FR" w:bidi="fr_FR"/>
+        </w:rPr>
+        <w:t>22.41–50</w:t>
+      </w:r>
       <w:r>
         <w:rPr>
           <w:lang w:val="fr_FR" w:bidi="fr_FR"/>
         </w:rPr>
         <w:t>) et l’introduction du successeur d’Achab, Achazia (</w:t>
       </w:r>
-      <w:hyperlink r:id="rId46">
-        <w:r>
-          <w:rPr>
-            <w:lang w:val="fr_FR" w:bidi="fr_FR"/>
-          </w:rPr>
-          <w:rPr>
-            <w:color w:val="0000EE"/>
-            <w:u w:val="single"/>
-          </w:rPr>
-          <w:t>22.51–53</w:t>
-        </w:r>
-      </w:hyperlink>
+      <w:r>
+        <w:rPr>
+          <w:lang w:val="fr_FR" w:bidi="fr_FR"/>
+        </w:rPr>
+        <w:t>22.51–53</w:t>
+      </w:r>
       <w:r>
         <w:rPr>
           <w:lang w:val="fr_FR" w:bidi="fr_FR"/>
@@ -1262,36 +1052,24 @@
         </w:rPr>
         <w:t xml:space="preserve">On ignore si l’auteur était encore vivant et s'il est celui qui a écrit l’appendice final concernant la libération de Jojakin (561 av. J.‑C.; </w:t>
       </w:r>
-      <w:hyperlink r:id="rId47">
-        <w:r>
-          <w:rPr>
-            <w:lang w:val="fr_FR" w:bidi="fr_FR"/>
-          </w:rPr>
-          <w:rPr>
-            <w:color w:val="0000EE"/>
-            <w:u w:val="single"/>
-          </w:rPr>
-          <w:t>2R 25.27–30</w:t>
-        </w:r>
-      </w:hyperlink>
+      <w:r>
+        <w:rPr>
+          <w:lang w:val="fr_FR" w:bidi="fr_FR"/>
+        </w:rPr>
+        <w:t>2R 25.27–30</w:t>
+      </w:r>
       <w:r>
         <w:rPr>
           <w:lang w:val="fr_FR" w:bidi="fr_FR"/>
         </w:rPr>
         <w:t xml:space="preserve">; cf. </w:t>
       </w:r>
-      <w:hyperlink r:id="rId48">
-        <w:r>
-          <w:rPr>
-            <w:lang w:val="fr_FR" w:bidi="fr_FR"/>
-          </w:rPr>
-          <w:rPr>
-            <w:color w:val="0000EE"/>
-            <w:u w:val="single"/>
-          </w:rPr>
-          <w:t>Jr 52.31–34</w:t>
-        </w:r>
-      </w:hyperlink>
+      <w:r>
+        <w:rPr>
+          <w:lang w:val="fr_FR" w:bidi="fr_FR"/>
+        </w:rPr>
+        <w:t>Jr 52.31–34</w:t>
+      </w:r>
       <w:r>
         <w:rPr>
           <w:lang w:val="fr_FR" w:bidi="fr_FR"/>
@@ -1337,18 +1115,12 @@
         </w:rPr>
         <w:t>Étant donné que 2 Rois raconte la chute de Jérusalem en 586 av. J.-C. (</w:t>
       </w:r>
-      <w:hyperlink r:id="rId49">
-        <w:r>
-          <w:rPr>
-            <w:lang w:val="fr_FR" w:bidi="fr_FR"/>
-          </w:rPr>
-          <w:rPr>
-            <w:color w:val="0000EE"/>
-            <w:u w:val="single"/>
-          </w:rPr>
-          <w:t>2R 24.18–25.21</w:t>
-        </w:r>
-      </w:hyperlink>
+      <w:r>
+        <w:rPr>
+          <w:lang w:val="fr_FR" w:bidi="fr_FR"/>
+        </w:rPr>
+        <w:t>2R 24.18–25.21</w:t>
+      </w:r>
       <w:r>
         <w:rPr>
           <w:lang w:val="fr_FR" w:bidi="fr_FR"/>
@@ -1369,36 +1141,24 @@
         </w:rPr>
         <w:t xml:space="preserve">La datation des règnes et l’organisation chronologique des rois d’Israël et de Juda présentent certaines difficultés, mais la période concernée reste identifiable. 1 Rois couvre approximativement les années 973 av. J.-C (incluant approximativement les deux dernières années du règne de David à Jérusalem, </w:t>
       </w:r>
-      <w:hyperlink r:id="rId50">
-        <w:r>
-          <w:rPr>
-            <w:lang w:val="fr_FR" w:bidi="fr_FR"/>
-          </w:rPr>
-          <w:rPr>
-            <w:color w:val="0000EE"/>
-            <w:u w:val="single"/>
-          </w:rPr>
-          <w:t>2S 5.4–5</w:t>
-        </w:r>
-      </w:hyperlink>
+      <w:r>
+        <w:rPr>
+          <w:lang w:val="fr_FR" w:bidi="fr_FR"/>
+        </w:rPr>
+        <w:t>2S 5.4–5</w:t>
+      </w:r>
       <w:r>
         <w:rPr>
           <w:lang w:val="fr_FR" w:bidi="fr_FR"/>
         </w:rPr>
         <w:t>) à environ 853 av. J.‑C., pendant les règnes de Josaphat sur Juda (872–848 av. J.‑C.) et d'Achazia sur Israël (853–852 av. J.‑C.). 2 Rois reprend le récit à partir de là (à l'origine, 1–2 Rois formait un seul livre). L'appendice final de 2 Rois (</w:t>
       </w:r>
-      <w:hyperlink r:id="rId47">
-        <w:r>
-          <w:rPr>
-            <w:lang w:val="fr_FR" w:bidi="fr_FR"/>
-          </w:rPr>
-          <w:rPr>
-            <w:color w:val="0000EE"/>
-            <w:u w:val="single"/>
-          </w:rPr>
-          <w:t>2R 25.27–30</w:t>
-        </w:r>
-      </w:hyperlink>
+      <w:r>
+        <w:rPr>
+          <w:lang w:val="fr_FR" w:bidi="fr_FR"/>
+        </w:rPr>
+        <w:t>2R 25.27–30</w:t>
+      </w:r>
       <w:r>
         <w:rPr>
           <w:lang w:val="fr_FR" w:bidi="fr_FR"/>
@@ -1455,36 +1215,24 @@
         </w:rPr>
         <w:t>La question centrale de 1 Rois concerne la fidélité spirituelle du peuple : les dirigeants et le peuple d’Israël ont-ils respecté l’alliance avec Dieu ? L’alliance spéciale entre Dieu et David contenait des promesses conditionnelles de bénédiction pour le roi et son royaume (</w:t>
       </w:r>
-      <w:hyperlink r:id="rId51">
-        <w:r>
-          <w:rPr>
-            <w:lang w:val="fr_FR" w:bidi="fr_FR"/>
-          </w:rPr>
-          <w:rPr>
-            <w:color w:val="0000EE"/>
-            <w:u w:val="single"/>
-          </w:rPr>
-          <w:t>2S 7.12–16</w:t>
-        </w:r>
-      </w:hyperlink>
+      <w:r>
+        <w:rPr>
+          <w:lang w:val="fr_FR" w:bidi="fr_FR"/>
+        </w:rPr>
+        <w:t>2S 7.12–16</w:t>
+      </w:r>
       <w:r>
         <w:rPr>
           <w:lang w:val="fr_FR" w:bidi="fr_FR"/>
         </w:rPr>
         <w:t xml:space="preserve"> ; </w:t>
       </w:r>
-      <w:hyperlink r:id="rId52">
-        <w:r>
-          <w:rPr>
-            <w:lang w:val="fr_FR" w:bidi="fr_FR"/>
-          </w:rPr>
-          <w:rPr>
-            <w:color w:val="0000EE"/>
-            <w:u w:val="single"/>
-          </w:rPr>
-          <w:t>Ps 89.20–37</w:t>
-        </w:r>
-      </w:hyperlink>
+      <w:r>
+        <w:rPr>
+          <w:lang w:val="fr_FR" w:bidi="fr_FR"/>
+        </w:rPr>
+        <w:t>Ps 89.20–37</w:t>
+      </w:r>
       <w:r>
         <w:rPr>
           <w:lang w:val="fr_FR" w:bidi="fr_FR"/>
@@ -1505,36 +1253,24 @@
         </w:rPr>
         <w:t>Le livre souligne également l’importance des prophètes dans leur rôle d’instructeurs, de conseillers et d’avertisseurs. Le ministère d’Élie reçoit une attention particulière (</w:t>
       </w:r>
-      <w:hyperlink r:id="rId53">
-        <w:r>
-          <w:rPr>
-            <w:lang w:val="fr_FR" w:bidi="fr_FR"/>
-          </w:rPr>
-          <w:rPr>
-            <w:color w:val="0000EE"/>
-            <w:u w:val="single"/>
-          </w:rPr>
-          <w:t>1R 17.1–19.21</w:t>
-        </w:r>
-      </w:hyperlink>
+      <w:r>
+        <w:rPr>
+          <w:lang w:val="fr_FR" w:bidi="fr_FR"/>
+        </w:rPr>
+        <w:t>1R 17.1–19.21</w:t>
+      </w:r>
       <w:r>
         <w:rPr>
           <w:lang w:val="fr_FR" w:bidi="fr_FR"/>
         </w:rPr>
         <w:t xml:space="preserve"> ; </w:t>
       </w:r>
-      <w:hyperlink r:id="rId41">
-        <w:r>
-          <w:rPr>
-            <w:lang w:val="fr_FR" w:bidi="fr_FR"/>
-          </w:rPr>
-          <w:rPr>
-            <w:color w:val="0000EE"/>
-            <w:u w:val="single"/>
-          </w:rPr>
-          <w:t>21.1–29</w:t>
-        </w:r>
-      </w:hyperlink>
+      <w:r>
+        <w:rPr>
+          <w:lang w:val="fr_FR" w:bidi="fr_FR"/>
+        </w:rPr>
+        <w:t>21.1–29</w:t>
+      </w:r>
       <w:r>
         <w:rPr>
           <w:lang w:val="fr_FR" w:bidi="fr_FR"/>
@@ -1555,18 +1291,12 @@
         </w:rPr>
         <w:t>Les trajectoires spirituelles des rois et des prophètes exhortent le peuple de Dieu à rester fidèle dans sa dévotion et son service. L’attrait d’Israël pour les solutions immédiates et visibles rappelle l’exhortation de nous éloigner de tout ce qui pourrait prendre la place de Dieu dans nos cœurs, c'est à dire les idoles (</w:t>
       </w:r>
-      <w:hyperlink r:id="rId54">
-        <w:r>
-          <w:rPr>
-            <w:lang w:val="fr_FR" w:bidi="fr_FR"/>
-          </w:rPr>
-          <w:rPr>
-            <w:color w:val="0000EE"/>
-            <w:u w:val="single"/>
-          </w:rPr>
-          <w:t>1Jn 5.21</w:t>
-        </w:r>
-      </w:hyperlink>
+      <w:r>
+        <w:rPr>
+          <w:lang w:val="fr_FR" w:bidi="fr_FR"/>
+        </w:rPr>
+        <w:t>1Jn 5.21</w:t>
+      </w:r>
       <w:r>
         <w:rPr>
           <w:lang w:val="fr_FR" w:bidi="fr_FR"/>
